--- a/briefings/线口监测午报-2026-09-20.docx
+++ b/briefings/线口监测午报-2026-09-20.docx
@@ -22,7 +22,7 @@
           <w:color w:val="888888"/>
           <w:sz w:val="18"/>
         </w:rPr>
-        <w:t>监测窗口:近48小时 | 生成时间:2026-09-20 12:57</w:t>
+        <w:t>监测窗口:近48小时 | 生成时间:2026-09-20 14:20</w:t>
       </w:r>
     </w:p>
     <w:p>
@@ -70,6 +70,210 @@
           <w:color w:val="888888"/>
           <w:sz w:val="24"/>
         </w:rPr>
+        <w:t>更大的换热面积：机械大师公布 KLEIN 系列双冷排 AIO 液冷</w:t>
+      </w:r>
+    </w:p>
+    <w:p>
+      <w:r>
+        <w:rPr>
+          <w:rFonts w:ascii="Times New Roman" w:hAnsi="Times New Roman" w:eastAsia="宋体"/>
+          <w:color w:val="888888"/>
+          <w:sz w:val="18"/>
+        </w:rPr>
+        <w:t>来源:IT之家 | 时间:09-20 14:05</w:t>
+      </w:r>
+    </w:p>
+    <w:p>
+      <w:r>
+        <w:rPr>
+          <w:rFonts w:ascii="Times New Roman" w:hAnsi="Times New Roman" w:eastAsia="宋体"/>
+          <w:sz w:val="18"/>
+        </w:rPr>
+        <w:t>链接:</w:t>
+      </w:r>
+      <w:hyperlink r:id="rId9">
+        <w:r>
+          <w:rPr>
+            <w:color w:val="0563C1"/>
+            <w:u w:val="single"/>
+          </w:rPr>
+          <w:t>更大的换热面积：机械大师公布 KLEIN 系列双冷排 AIO 液冷</w:t>
+        </w:r>
+      </w:hyperlink>
+    </w:p>
+    <w:p>
+      <w:pPr>
+        <w:pStyle w:val="Heading3"/>
+      </w:pPr>
+      <w:r>
+        <w:rPr>
+          <w:rFonts w:ascii="Times New Roman" w:hAnsi="Times New Roman" w:eastAsia="黑体"/>
+          <w:b w:val="0"/>
+          <w:color w:val="888888"/>
+          <w:sz w:val="24"/>
+        </w:rPr>
+        <w:t>【C级·参考】</w:t>
+      </w:r>
+      <w:r>
+        <w:rPr>
+          <w:rFonts w:ascii="Times New Roman" w:hAnsi="Times New Roman" w:eastAsia="黑体"/>
+          <w:b w:val="0"/>
+          <w:color w:val="888888"/>
+          <w:sz w:val="24"/>
+        </w:rPr>
+        <w:t>市场监管总局：“十五五”时期将运用大数据、AI 等规范网络销售、直播带货，建设消费信用体系</w:t>
+      </w:r>
+    </w:p>
+    <w:p>
+      <w:r>
+        <w:rPr>
+          <w:rFonts w:ascii="Times New Roman" w:hAnsi="Times New Roman" w:eastAsia="宋体"/>
+          <w:color w:val="888888"/>
+          <w:sz w:val="18"/>
+        </w:rPr>
+        <w:t>来源:IT之家 | 时间:09-20 14:00</w:t>
+      </w:r>
+    </w:p>
+    <w:p>
+      <w:r>
+        <w:rPr>
+          <w:rFonts w:ascii="Times New Roman" w:hAnsi="Times New Roman" w:eastAsia="宋体"/>
+          <w:sz w:val="18"/>
+        </w:rPr>
+        <w:t>链接:</w:t>
+      </w:r>
+      <w:hyperlink r:id="rId10">
+        <w:r>
+          <w:rPr>
+            <w:color w:val="0563C1"/>
+            <w:u w:val="single"/>
+          </w:rPr>
+          <w:t>市场监管总局：“十五五”时期将运用大数据、AI 等规范网络销售、直播带货，建设消费信用体系</w:t>
+        </w:r>
+      </w:hyperlink>
+    </w:p>
+    <w:p>
+      <w:pPr>
+        <w:pStyle w:val="Heading3"/>
+      </w:pPr>
+      <w:r>
+        <w:rPr>
+          <w:rFonts w:ascii="Times New Roman" w:hAnsi="Times New Roman" w:eastAsia="黑体"/>
+          <w:b w:val="0"/>
+          <w:color w:val="888888"/>
+          <w:sz w:val="24"/>
+        </w:rPr>
+        <w:t>【C级·参考】</w:t>
+      </w:r>
+      <w:r>
+        <w:rPr>
+          <w:rFonts w:ascii="Times New Roman" w:hAnsi="Times New Roman" w:eastAsia="黑体"/>
+          <w:b w:val="0"/>
+          <w:color w:val="888888"/>
+          <w:sz w:val="24"/>
+        </w:rPr>
+        <w:t>理想 AI 眼镜 Livis 获 9 月 OTA 升级：同声传译新增多语种、音量可根据环境动态调节等</w:t>
+      </w:r>
+    </w:p>
+    <w:p>
+      <w:r>
+        <w:rPr>
+          <w:rFonts w:ascii="Times New Roman" w:hAnsi="Times New Roman" w:eastAsia="宋体"/>
+          <w:color w:val="888888"/>
+          <w:sz w:val="18"/>
+        </w:rPr>
+        <w:t>来源:IT之家 | 时间:09-20 13:51</w:t>
+      </w:r>
+    </w:p>
+    <w:p>
+      <w:r>
+        <w:rPr>
+          <w:rFonts w:ascii="Times New Roman" w:hAnsi="Times New Roman" w:eastAsia="宋体"/>
+          <w:sz w:val="18"/>
+        </w:rPr>
+        <w:t>链接:</w:t>
+      </w:r>
+      <w:hyperlink r:id="rId11">
+        <w:r>
+          <w:rPr>
+            <w:color w:val="0563C1"/>
+            <w:u w:val="single"/>
+          </w:rPr>
+          <w:t>理想 AI 眼镜 Livis 获 9 月 OTA 升级：同声传译新增多语种、音量可根据环境动态调节等</w:t>
+        </w:r>
+      </w:hyperlink>
+    </w:p>
+    <w:p>
+      <w:pPr>
+        <w:pStyle w:val="Heading3"/>
+      </w:pPr>
+      <w:r>
+        <w:rPr>
+          <w:rFonts w:ascii="Times New Roman" w:hAnsi="Times New Roman" w:eastAsia="黑体"/>
+          <w:b w:val="0"/>
+          <w:color w:val="888888"/>
+          <w:sz w:val="24"/>
+        </w:rPr>
+        <w:t>【C级·参考】</w:t>
+      </w:r>
+      <w:r>
+        <w:rPr>
+          <w:rFonts w:ascii="Times New Roman" w:hAnsi="Times New Roman" w:eastAsia="黑体"/>
+          <w:b w:val="0"/>
+          <w:color w:val="888888"/>
+          <w:sz w:val="24"/>
+        </w:rPr>
+        <w:t>B站上线“AI 无限竞技场”LLM 测评榜：号称“全球百大模型同场竞技”、GPT-6 现居榜首</w:t>
+      </w:r>
+    </w:p>
+    <w:p>
+      <w:r>
+        <w:rPr>
+          <w:rFonts w:ascii="Times New Roman" w:hAnsi="Times New Roman" w:eastAsia="宋体"/>
+          <w:color w:val="888888"/>
+          <w:sz w:val="18"/>
+        </w:rPr>
+        <w:t>来源:IT之家 | 时间:09-20 13:46</w:t>
+      </w:r>
+    </w:p>
+    <w:p>
+      <w:r>
+        <w:rPr>
+          <w:rFonts w:ascii="Times New Roman" w:hAnsi="Times New Roman" w:eastAsia="宋体"/>
+          <w:sz w:val="18"/>
+        </w:rPr>
+        <w:t>链接:</w:t>
+      </w:r>
+      <w:hyperlink r:id="rId12">
+        <w:r>
+          <w:rPr>
+            <w:color w:val="0563C1"/>
+            <w:u w:val="single"/>
+          </w:rPr>
+          <w:t>B站上线“AI 无限竞技场”LLM 测评榜：号称“全球百大模型同场竞技”、GPT-6 现居榜首</w:t>
+        </w:r>
+      </w:hyperlink>
+    </w:p>
+    <w:p>
+      <w:pPr>
+        <w:pStyle w:val="Heading3"/>
+      </w:pPr>
+      <w:r>
+        <w:rPr>
+          <w:rFonts w:ascii="Times New Roman" w:hAnsi="Times New Roman" w:eastAsia="黑体"/>
+          <w:b w:val="0"/>
+          <w:color w:val="888888"/>
+          <w:sz w:val="24"/>
+        </w:rPr>
+        <w:t>【C级·参考】</w:t>
+      </w:r>
+      <w:r>
+        <w:rPr>
+          <w:rFonts w:ascii="Times New Roman" w:hAnsi="Times New Roman" w:eastAsia="黑体"/>
+          <w:b w:val="0"/>
+          <w:color w:val="888888"/>
+          <w:sz w:val="24"/>
+        </w:rPr>
         <w:t>LG 电子推出 AI 数据中心专用涡轮冷水机，号称全年耗电量降低 30%</w:t>
       </w:r>
     </w:p>
@@ -91,7 +295,7 @@
         </w:rPr>
         <w:t>链接:</w:t>
       </w:r>
-      <w:hyperlink r:id="rId9">
+      <w:hyperlink r:id="rId13">
         <w:r>
           <w:rPr>
             <w:color w:val="0563C1"/>
@@ -142,7 +346,7 @@
         </w:rPr>
         <w:t>链接:</w:t>
       </w:r>
-      <w:hyperlink r:id="rId10">
+      <w:hyperlink r:id="rId14">
         <w:r>
           <w:rPr>
             <w:color w:val="0563C1"/>
@@ -193,115 +397,13 @@
         </w:rPr>
         <w:t>链接:</w:t>
       </w:r>
-      <w:hyperlink r:id="rId11">
+      <w:hyperlink r:id="rId15">
         <w:r>
           <w:rPr>
             <w:color w:val="0563C1"/>
             <w:u w:val="single"/>
           </w:rPr>
           <w:t>华为：基于昇腾超节点训练的星辰轻量级代码智能体大模型 Xing4.0-29B 发布</w:t>
-        </w:r>
-      </w:hyperlink>
-    </w:p>
-    <w:p>
-      <w:pPr>
-        <w:pStyle w:val="Heading3"/>
-      </w:pPr>
-      <w:r>
-        <w:rPr>
-          <w:rFonts w:ascii="Times New Roman" w:hAnsi="Times New Roman" w:eastAsia="黑体"/>
-          <w:b w:val="0"/>
-          <w:color w:val="888888"/>
-          <w:sz w:val="24"/>
-        </w:rPr>
-        <w:t>【C级·参考】</w:t>
-      </w:r>
-      <w:r>
-        <w:rPr>
-          <w:rFonts w:ascii="Times New Roman" w:hAnsi="Times New Roman" w:eastAsia="黑体"/>
-          <w:b w:val="0"/>
-          <w:color w:val="888888"/>
-          <w:sz w:val="24"/>
-        </w:rPr>
-        <w:t>特朗普计划组建一支“人工智能部队”，称 AI 未来可能占到美国国内生产总值的 25%</w:t>
-      </w:r>
-    </w:p>
-    <w:p>
-      <w:r>
-        <w:rPr>
-          <w:rFonts w:ascii="Times New Roman" w:hAnsi="Times New Roman" w:eastAsia="宋体"/>
-          <w:color w:val="888888"/>
-          <w:sz w:val="18"/>
-        </w:rPr>
-        <w:t>来源:IT之家 | 时间:09-20 09:08</w:t>
-      </w:r>
-    </w:p>
-    <w:p>
-      <w:r>
-        <w:rPr>
-          <w:rFonts w:ascii="Times New Roman" w:hAnsi="Times New Roman" w:eastAsia="宋体"/>
-          <w:sz w:val="18"/>
-        </w:rPr>
-        <w:t>链接:</w:t>
-      </w:r>
-      <w:hyperlink r:id="rId12">
-        <w:r>
-          <w:rPr>
-            <w:color w:val="0563C1"/>
-            <w:u w:val="single"/>
-          </w:rPr>
-          <w:t>特朗普计划组建一支“人工智能部队”，称 AI 未来可能占到美国国内生产总值的 25%</w:t>
-        </w:r>
-      </w:hyperlink>
-    </w:p>
-    <w:p>
-      <w:pPr>
-        <w:pStyle w:val="Heading3"/>
-      </w:pPr>
-      <w:r>
-        <w:rPr>
-          <w:rFonts w:ascii="Times New Roman" w:hAnsi="Times New Roman" w:eastAsia="黑体"/>
-          <w:b w:val="0"/>
-          <w:color w:val="888888"/>
-          <w:sz w:val="24"/>
-        </w:rPr>
-        <w:t>【C级·参考】</w:t>
-      </w:r>
-      <w:r>
-        <w:rPr>
-          <w:rFonts w:ascii="Times New Roman" w:hAnsi="Times New Roman" w:eastAsia="黑体"/>
-          <w:b w:val="0"/>
-          <w:color w:val="888888"/>
-          <w:sz w:val="24"/>
-        </w:rPr>
-        <w:t>日企 TENKO 推出 10.51" 笔电 Note Pro AI，搭载 Ultra 5 处理器 125U</w:t>
-      </w:r>
-    </w:p>
-    <w:p>
-      <w:r>
-        <w:rPr>
-          <w:rFonts w:ascii="Times New Roman" w:hAnsi="Times New Roman" w:eastAsia="宋体"/>
-          <w:color w:val="888888"/>
-          <w:sz w:val="18"/>
-        </w:rPr>
-        <w:t>来源:IT之家 | 时间:09-20 09:05</w:t>
-      </w:r>
-    </w:p>
-    <w:p>
-      <w:r>
-        <w:rPr>
-          <w:rFonts w:ascii="Times New Roman" w:hAnsi="Times New Roman" w:eastAsia="宋体"/>
-          <w:sz w:val="18"/>
-        </w:rPr>
-        <w:t>链接:</w:t>
-      </w:r>
-      <w:hyperlink r:id="rId13">
-        <w:r>
-          <w:rPr>
-            <w:color w:val="0563C1"/>
-            <w:u w:val="single"/>
-          </w:rPr>
-          <w:t>日企 TENKO 推出 10.51" 笔电 Note Pro AI，搭载 Ultra 5 处理器 125U</w:t>
         </w:r>
       </w:hyperlink>
     </w:p>
@@ -346,7 +448,7 @@
         </w:rPr>
         <w:t>链接:</w:t>
       </w:r>
-      <w:hyperlink r:id="rId14">
+      <w:hyperlink r:id="rId16">
         <w:r>
           <w:rPr>
             <w:color w:val="0563C1"/>
@@ -376,7 +478,7 @@
           <w:color w:val="888888"/>
           <w:sz w:val="24"/>
         </w:rPr>
-        <w:t>东博会借助AI塑造“新气质”</w:t>
+        <w:t>理想AI眼镜Livis 9月OTA升级：自适应音量与同声传译新体验</w:t>
       </w:r>
     </w:p>
     <w:p>
@@ -386,7 +488,7 @@
           <w:color w:val="888888"/>
           <w:sz w:val="18"/>
         </w:rPr>
-        <w:t>来源:Bing新闻 | 时间:09-20 01:00</w:t>
+        <w:t>来源:Bing新闻 | 时间:09-19 23:11</w:t>
       </w:r>
     </w:p>
     <w:p>
@@ -397,13 +499,13 @@
         </w:rPr>
         <w:t>链接:</w:t>
       </w:r>
-      <w:hyperlink r:id="rId15">
+      <w:hyperlink r:id="rId17">
         <w:r>
           <w:rPr>
             <w:color w:val="0563C1"/>
             <w:u w:val="single"/>
           </w:rPr>
-          <w:t>东博会借助AI塑造“新气质”</w:t>
+          <w:t>理想AI眼镜Livis 9月OTA升级：自适应音量与同声传译新体验</w:t>
         </w:r>
       </w:hyperlink>
     </w:p>
@@ -448,7 +550,7 @@
         </w:rPr>
         <w:t>链接:</w:t>
       </w:r>
-      <w:hyperlink r:id="rId16">
+      <w:hyperlink r:id="rId18">
         <w:r>
           <w:rPr>
             <w:color w:val="0563C1"/>
@@ -499,7 +601,7 @@
         </w:rPr>
         <w:t>链接:</w:t>
       </w:r>
-      <w:hyperlink r:id="rId17">
+      <w:hyperlink r:id="rId19">
         <w:r>
           <w:rPr>
             <w:color w:val="0563C1"/>
@@ -522,23 +624,6 @@
       </w:r>
     </w:p>
     <w:p>
-      <w:r>
-        <w:t>本线口暂无重要更新</w:t>
-      </w:r>
-    </w:p>
-    <w:p>
-      <w:pPr>
-        <w:pStyle w:val="Heading2"/>
-      </w:pPr>
-      <w:r>
-        <w:rPr>
-          <w:rFonts w:ascii="Times New Roman" w:hAnsi="Times New Roman" w:eastAsia="黑体"/>
-          <w:sz w:val="28"/>
-        </w:rPr>
-        <w:t>无人驾驶/低空/智慧出行</w:t>
-      </w:r>
-    </w:p>
-    <w:p>
       <w:pPr>
         <w:pStyle w:val="Heading3"/>
       </w:pPr>
@@ -558,7 +643,7 @@
           <w:color w:val="888888"/>
           <w:sz w:val="24"/>
         </w:rPr>
-        <w:t>北汽星钽 5X 方盒子新车亮相，官宣搭载华为乾崑智驾</w:t>
+        <w:t>智元与长隆集团合作建设“全球首个大型具身智能主题乐园”，9 月 24 日在珠海横琴长隆飞船乐园开园</w:t>
       </w:r>
     </w:p>
     <w:p>
@@ -568,7 +653,7 @@
           <w:color w:val="888888"/>
           <w:sz w:val="18"/>
         </w:rPr>
-        <w:t>来源:IT之家 | 时间:09-20 09:29</w:t>
+        <w:t>来源:IT之家 | 时间:09-20 13:12</w:t>
       </w:r>
     </w:p>
     <w:p>
@@ -579,15 +664,32 @@
         </w:rPr>
         <w:t>链接:</w:t>
       </w:r>
-      <w:hyperlink r:id="rId18">
+      <w:hyperlink r:id="rId20">
         <w:r>
           <w:rPr>
             <w:color w:val="0563C1"/>
             <w:u w:val="single"/>
           </w:rPr>
-          <w:t>北汽星钽 5X 方盒子新车亮相，官宣搭载华为乾崑智驾</w:t>
+          <w:t>智元与长隆集团合作建设“全球首个大型具身智能主题乐园”，9 月 24 日在珠海横琴长隆飞船乐园开园</w:t>
         </w:r>
       </w:hyperlink>
+    </w:p>
+    <w:p>
+      <w:pPr>
+        <w:pStyle w:val="Heading2"/>
+      </w:pPr>
+      <w:r>
+        <w:rPr>
+          <w:rFonts w:ascii="Times New Roman" w:hAnsi="Times New Roman" w:eastAsia="黑体"/>
+          <w:sz w:val="28"/>
+        </w:rPr>
+        <w:t>无人驾驶/低空/智慧出行</w:t>
+      </w:r>
+    </w:p>
+    <w:p>
+      <w:r>
+        <w:t>本线口暂无重要更新</w:t>
+      </w:r>
     </w:p>
     <w:p>
       <w:pPr>
@@ -659,7 +761,7 @@
         </w:rPr>
         <w:t>链接:</w:t>
       </w:r>
-      <w:hyperlink r:id="rId19">
+      <w:hyperlink r:id="rId21">
         <w:r>
           <w:rPr>
             <w:color w:val="0563C1"/>
@@ -710,7 +812,7 @@
         </w:rPr>
         <w:t>链接:</w:t>
       </w:r>
-      <w:hyperlink r:id="rId20">
+      <w:hyperlink r:id="rId22">
         <w:r>
           <w:rPr>
             <w:color w:val="0563C1"/>
@@ -761,7 +863,7 @@
         </w:rPr>
         <w:t>链接:</w:t>
       </w:r>
-      <w:hyperlink r:id="rId21">
+      <w:hyperlink r:id="rId23">
         <w:r>
           <w:rPr>
             <w:color w:val="0563C1"/>
@@ -812,64 +914,13 @@
         </w:rPr>
         <w:t>链接:</w:t>
       </w:r>
-      <w:hyperlink r:id="rId22">
+      <w:hyperlink r:id="rId24">
         <w:r>
           <w:rPr>
             <w:color w:val="0563C1"/>
             <w:u w:val="single"/>
           </w:rPr>
           <w:t>《寂静岭：Townfall》游戏 PS5 实体盘偷跑，全流程约 10-14 小时</w:t>
-        </w:r>
-      </w:hyperlink>
-    </w:p>
-    <w:p>
-      <w:pPr>
-        <w:pStyle w:val="Heading3"/>
-      </w:pPr>
-      <w:r>
-        <w:rPr>
-          <w:rFonts w:ascii="Times New Roman" w:hAnsi="Times New Roman" w:eastAsia="黑体"/>
-          <w:b w:val="0"/>
-          <w:color w:val="888888"/>
-          <w:sz w:val="24"/>
-        </w:rPr>
-        <w:t>【C级·参考】</w:t>
-      </w:r>
-      <w:r>
-        <w:rPr>
-          <w:rFonts w:ascii="Times New Roman" w:hAnsi="Times New Roman" w:eastAsia="黑体"/>
-          <w:b w:val="0"/>
-          <w:color w:val="888888"/>
-          <w:sz w:val="24"/>
-        </w:rPr>
-        <w:t>英特尔 Arc 显卡驱动 32.0.101.9030 测试版发布：新增三款游戏支持，修复多款游戏卡顿崩溃问题</w:t>
-      </w:r>
-    </w:p>
-    <w:p>
-      <w:r>
-        <w:rPr>
-          <w:rFonts w:ascii="Times New Roman" w:hAnsi="Times New Roman" w:eastAsia="宋体"/>
-          <w:color w:val="888888"/>
-          <w:sz w:val="18"/>
-        </w:rPr>
-        <w:t>来源:IT之家 | 时间:09-18 23:10</w:t>
-      </w:r>
-    </w:p>
-    <w:p>
-      <w:r>
-        <w:rPr>
-          <w:rFonts w:ascii="Times New Roman" w:hAnsi="Times New Roman" w:eastAsia="宋体"/>
-          <w:sz w:val="18"/>
-        </w:rPr>
-        <w:t>链接:</w:t>
-      </w:r>
-      <w:hyperlink r:id="rId23">
-        <w:r>
-          <w:rPr>
-            <w:color w:val="0563C1"/>
-            <w:u w:val="single"/>
-          </w:rPr>
-          <w:t>英特尔 Arc 显卡驱动 32.0.101.9030 测试版发布：新增三款游戏支持，修复多款游戏卡顿崩溃问题</w:t>
         </w:r>
       </w:hyperlink>
     </w:p>
@@ -926,7 +977,7 @@
         </w:rPr>
         <w:t>链接:</w:t>
       </w:r>
-      <w:hyperlink r:id="rId24">
+      <w:hyperlink r:id="rId25">
         <w:r>
           <w:rPr>
             <w:color w:val="0563C1"/>
@@ -962,7 +1013,7 @@
           <w:rFonts w:ascii="Times New Roman" w:hAnsi="Times New Roman" w:eastAsia="宋体"/>
           <w:sz w:val="18"/>
         </w:rPr>
-        <w:t>IT之家(60)、GameLook(0)、HackerNews(3)、Bing新闻(3)</w:t>
+        <w:t>IT之家(60)、GameLook(0)、HackerNews(3)、Bing新闻(4)</w:t>
       </w:r>
     </w:p>
     <w:p>

--- a/briefings/线口监测午报-2026-09-20.docx
+++ b/briefings/线口监测午报-2026-09-20.docx
@@ -22,7 +22,7 @@
           <w:color w:val="888888"/>
           <w:sz w:val="18"/>
         </w:rPr>
-        <w:t>监测窗口:近48小时 | 生成时间:2026-09-20 14:20</w:t>
+        <w:t>监测窗口:近48小时 | 生成时间:2026-09-20 20:14</w:t>
       </w:r>
     </w:p>
     <w:p>
@@ -70,7 +70,7 @@
           <w:color w:val="888888"/>
           <w:sz w:val="24"/>
         </w:rPr>
-        <w:t>更大的换热面积：机械大师公布 KLEIN 系列双冷排 AIO 液冷</w:t>
+        <w:t>断网仍可作战：AI 模型加持的无人机可实现战场自主识别、打击目标</w:t>
       </w:r>
     </w:p>
     <w:p>
@@ -80,7 +80,7 @@
           <w:color w:val="888888"/>
           <w:sz w:val="18"/>
         </w:rPr>
-        <w:t>来源:IT之家 | 时间:09-20 14:05</w:t>
+        <w:t>来源:IT之家 | 时间:09-20 19:36</w:t>
       </w:r>
     </w:p>
     <w:p>
@@ -97,7 +97,7 @@
             <w:color w:val="0563C1"/>
             <w:u w:val="single"/>
           </w:rPr>
-          <w:t>更大的换热面积：机械大师公布 KLEIN 系列双冷排 AIO 液冷</w:t>
+          <w:t>断网仍可作战：AI 模型加持的无人机可实现战场自主识别、打击目标</w:t>
         </w:r>
       </w:hyperlink>
     </w:p>
@@ -121,7 +121,7 @@
           <w:color w:val="888888"/>
           <w:sz w:val="24"/>
         </w:rPr>
-        <w:t>市场监管总局：“十五五”时期将运用大数据、AI 等规范网络销售、直播带货，建设消费信用体系</w:t>
+        <w:t>光驱供应链萎缩，PS Audio 与 Naim 高端 CD 播放器被迫停产</w:t>
       </w:r>
     </w:p>
     <w:p>
@@ -131,7 +131,7 @@
           <w:color w:val="888888"/>
           <w:sz w:val="18"/>
         </w:rPr>
-        <w:t>来源:IT之家 | 时间:09-20 14:00</w:t>
+        <w:t>来源:IT之家 | 时间:09-20 18:57</w:t>
       </w:r>
     </w:p>
     <w:p>
@@ -148,7 +148,7 @@
             <w:color w:val="0563C1"/>
             <w:u w:val="single"/>
           </w:rPr>
-          <w:t>市场监管总局：“十五五”时期将运用大数据、AI 等规范网络销售、直播带货，建设消费信用体系</w:t>
+          <w:t>光驱供应链萎缩，PS Audio 与 Naim 高端 CD 播放器被迫停产</w:t>
         </w:r>
       </w:hyperlink>
     </w:p>
@@ -172,7 +172,7 @@
           <w:color w:val="888888"/>
           <w:sz w:val="24"/>
         </w:rPr>
-        <w:t>理想 AI 眼镜 Livis 获 9 月 OTA 升级：同声传译新增多语种、音量可根据环境动态调节等</w:t>
+        <w:t>A20 Pro 芯片端侧 AI 实测：苹果 iPhone 18 Pro 可本地跑 270 亿参数模型，速度较 iPhone 17 Pro 翻倍</w:t>
       </w:r>
     </w:p>
     <w:p>
@@ -182,7 +182,7 @@
           <w:color w:val="888888"/>
           <w:sz w:val="18"/>
         </w:rPr>
-        <w:t>来源:IT之家 | 时间:09-20 13:51</w:t>
+        <w:t>来源:IT之家 | 时间:09-20 17:55</w:t>
       </w:r>
     </w:p>
     <w:p>
@@ -199,7 +199,7 @@
             <w:color w:val="0563C1"/>
             <w:u w:val="single"/>
           </w:rPr>
-          <w:t>理想 AI 眼镜 Livis 获 9 月 OTA 升级：同声传译新增多语种、音量可根据环境动态调节等</w:t>
+          <w:t>A20 Pro 芯片端侧 AI 实测：苹果 iPhone 18 Pro 可本地跑 270 亿参数模型，速度较 iPhone 17 Pro 翻倍</w:t>
         </w:r>
       </w:hyperlink>
     </w:p>
@@ -223,7 +223,7 @@
           <w:color w:val="888888"/>
           <w:sz w:val="24"/>
         </w:rPr>
-        <w:t>B站上线“AI 无限竞技场”LLM 测评榜：号称“全球百大模型同场竞技”、GPT-6 现居榜首</w:t>
+        <w:t>怕 AI“脱离管控”，Anthropic 和埃森哲豪掷 20 亿美元搞 AI 安全评估</w:t>
       </w:r>
     </w:p>
     <w:p>
@@ -233,7 +233,7 @@
           <w:color w:val="888888"/>
           <w:sz w:val="18"/>
         </w:rPr>
-        <w:t>来源:IT之家 | 时间:09-20 13:46</w:t>
+        <w:t>来源:IT之家 | 时间:09-20 17:20</w:t>
       </w:r>
     </w:p>
     <w:p>
@@ -250,7 +250,7 @@
             <w:color w:val="0563C1"/>
             <w:u w:val="single"/>
           </w:rPr>
-          <w:t>B站上线“AI 无限竞技场”LLM 测评榜：号称“全球百大模型同场竞技”、GPT-6 现居榜首</w:t>
+          <w:t>怕 AI“脱离管控”，Anthropic 和埃森哲豪掷 20 亿美元搞 AI 安全评估</w:t>
         </w:r>
       </w:hyperlink>
     </w:p>
@@ -274,7 +274,7 @@
           <w:color w:val="888888"/>
           <w:sz w:val="24"/>
         </w:rPr>
-        <w:t>LG 电子推出 AI 数据中心专用涡轮冷水机，号称全年耗电量降低 30%</w:t>
+        <w:t>谷歌高管称亚洲 AI 普及速度被低估，两年走完云计算十多年历程</w:t>
       </w:r>
     </w:p>
     <w:p>
@@ -284,7 +284,7 @@
           <w:color w:val="888888"/>
           <w:sz w:val="18"/>
         </w:rPr>
-        <w:t>来源:IT之家 | 时间:09-20 11:57</w:t>
+        <w:t>来源:IT之家 | 时间:09-20 15:34</w:t>
       </w:r>
     </w:p>
     <w:p>
@@ -301,7 +301,7 @@
             <w:color w:val="0563C1"/>
             <w:u w:val="single"/>
           </w:rPr>
-          <w:t>LG 电子推出 AI 数据中心专用涡轮冷水机，号称全年耗电量降低 30%</w:t>
+          <w:t>谷歌高管称亚洲 AI 普及速度被低估，两年走完云计算十多年历程</w:t>
         </w:r>
       </w:hyperlink>
     </w:p>
@@ -325,7 +325,7 @@
           <w:color w:val="888888"/>
           <w:sz w:val="24"/>
         </w:rPr>
-        <w:t>腾讯升级元宝 App“AI 录音笔”功能：边录边拍、设备内录、WorkBuddy 快捷分享...</w:t>
+        <w:t>Spain Orders Blocks on Archive.today and Its Mirrors</w:t>
       </w:r>
     </w:p>
     <w:p>
@@ -335,7 +335,7 @@
           <w:color w:val="888888"/>
           <w:sz w:val="18"/>
         </w:rPr>
-        <w:t>来源:IT之家 | 时间:09-20 11:44</w:t>
+        <w:t>来源:Hacker News | 时间:09-20 14:16</w:t>
       </w:r>
     </w:p>
     <w:p>
@@ -352,58 +352,7 @@
             <w:color w:val="0563C1"/>
             <w:u w:val="single"/>
           </w:rPr>
-          <w:t>腾讯升级元宝 App“AI 录音笔”功能：边录边拍、设备内录、WorkBuddy 快捷分享...</w:t>
-        </w:r>
-      </w:hyperlink>
-    </w:p>
-    <w:p>
-      <w:pPr>
-        <w:pStyle w:val="Heading3"/>
-      </w:pPr>
-      <w:r>
-        <w:rPr>
-          <w:rFonts w:ascii="Times New Roman" w:hAnsi="Times New Roman" w:eastAsia="黑体"/>
-          <w:b w:val="0"/>
-          <w:color w:val="888888"/>
-          <w:sz w:val="24"/>
-        </w:rPr>
-        <w:t>【C级·参考】</w:t>
-      </w:r>
-      <w:r>
-        <w:rPr>
-          <w:rFonts w:ascii="Times New Roman" w:hAnsi="Times New Roman" w:eastAsia="黑体"/>
-          <w:b w:val="0"/>
-          <w:color w:val="888888"/>
-          <w:sz w:val="24"/>
-        </w:rPr>
-        <w:t>华为：基于昇腾超节点训练的星辰轻量级代码智能体大模型 Xing4.0-29B 发布</w:t>
-      </w:r>
-    </w:p>
-    <w:p>
-      <w:r>
-        <w:rPr>
-          <w:rFonts w:ascii="Times New Roman" w:hAnsi="Times New Roman" w:eastAsia="宋体"/>
-          <w:color w:val="888888"/>
-          <w:sz w:val="18"/>
-        </w:rPr>
-        <w:t>来源:IT之家 | 时间:09-20 10:24</w:t>
-      </w:r>
-    </w:p>
-    <w:p>
-      <w:r>
-        <w:rPr>
-          <w:rFonts w:ascii="Times New Roman" w:hAnsi="Times New Roman" w:eastAsia="宋体"/>
-          <w:sz w:val="18"/>
-        </w:rPr>
-        <w:t>链接:</w:t>
-      </w:r>
-      <w:hyperlink r:id="rId15">
-        <w:r>
-          <w:rPr>
-            <w:color w:val="0563C1"/>
-            <w:u w:val="single"/>
-          </w:rPr>
-          <w:t>华为：基于昇腾超节点训练的星辰轻量级代码智能体大模型 Xing4.0-29B 发布</w:t>
+          <w:t>Spain Orders Blocks on Archive.today and Its Mirrors</w:t>
         </w:r>
       </w:hyperlink>
     </w:p>
@@ -437,7 +386,7 @@
           <w:color w:val="888888"/>
           <w:sz w:val="18"/>
         </w:rPr>
-        <w:t>来源:Bing新闻 | 时间:09-20 05:11</w:t>
+        <w:t>来源:Bing新闻 | 时间:09-20 13:10</w:t>
       </w:r>
     </w:p>
     <w:p>
@@ -448,7 +397,7 @@
         </w:rPr>
         <w:t>链接:</w:t>
       </w:r>
-      <w:hyperlink r:id="rId16">
+      <w:hyperlink r:id="rId15">
         <w:r>
           <w:rPr>
             <w:color w:val="0563C1"/>
@@ -478,7 +427,7 @@
           <w:color w:val="888888"/>
           <w:sz w:val="24"/>
         </w:rPr>
-        <w:t>理想AI眼镜Livis 9月OTA升级：自适应音量与同声传译新体验</w:t>
+        <w:t>折叠屏手机新纪元：FPC价值量激增，AI眼镜或成下一站</w:t>
       </w:r>
     </w:p>
     <w:p>
@@ -488,7 +437,58 @@
           <w:color w:val="888888"/>
           <w:sz w:val="18"/>
         </w:rPr>
-        <w:t>来源:Bing新闻 | 时间:09-19 23:11</w:t>
+        <w:t>来源:Bing新闻 | 时间:09-20 11:45</w:t>
+      </w:r>
+    </w:p>
+    <w:p>
+      <w:r>
+        <w:rPr>
+          <w:rFonts w:ascii="Times New Roman" w:hAnsi="Times New Roman" w:eastAsia="宋体"/>
+          <w:sz w:val="18"/>
+        </w:rPr>
+        <w:t>链接:</w:t>
+      </w:r>
+      <w:hyperlink r:id="rId16">
+        <w:r>
+          <w:rPr>
+            <w:color w:val="0563C1"/>
+            <w:u w:val="single"/>
+          </w:rPr>
+          <w:t>折叠屏手机新纪元：FPC价值量激增，AI眼镜或成下一站</w:t>
+        </w:r>
+      </w:hyperlink>
+    </w:p>
+    <w:p>
+      <w:pPr>
+        <w:pStyle w:val="Heading3"/>
+      </w:pPr>
+      <w:r>
+        <w:rPr>
+          <w:rFonts w:ascii="Times New Roman" w:hAnsi="Times New Roman" w:eastAsia="黑体"/>
+          <w:b w:val="0"/>
+          <w:color w:val="888888"/>
+          <w:sz w:val="24"/>
+        </w:rPr>
+        <w:t>【C级·参考】</w:t>
+      </w:r>
+      <w:r>
+        <w:rPr>
+          <w:rFonts w:ascii="Times New Roman" w:hAnsi="Times New Roman" w:eastAsia="黑体"/>
+          <w:b w:val="0"/>
+          <w:color w:val="888888"/>
+          <w:sz w:val="24"/>
+        </w:rPr>
+        <w:t>理想 AI 眼镜 Livis 获 9 月 OTA 升级，同声传译新增多语种等</w:t>
+      </w:r>
+    </w:p>
+    <w:p>
+      <w:r>
+        <w:rPr>
+          <w:rFonts w:ascii="Times New Roman" w:hAnsi="Times New Roman" w:eastAsia="宋体"/>
+          <w:color w:val="888888"/>
+          <w:sz w:val="18"/>
+        </w:rPr>
+        <w:t>来源:Bing新闻 | 时间:09-20 06:51</w:t>
       </w:r>
     </w:p>
     <w:p>
@@ -505,7 +505,58 @@
             <w:color w:val="0563C1"/>
             <w:u w:val="single"/>
           </w:rPr>
-          <w:t>理想AI眼镜Livis 9月OTA升级：自适应音量与同声传译新体验</w:t>
+          <w:t>理想 AI 眼镜 Livis 获 9 月 OTA 升级，同声传译新增多语种等</w:t>
+        </w:r>
+      </w:hyperlink>
+    </w:p>
+    <w:p>
+      <w:pPr>
+        <w:pStyle w:val="Heading3"/>
+      </w:pPr>
+      <w:r>
+        <w:rPr>
+          <w:rFonts w:ascii="Times New Roman" w:hAnsi="Times New Roman" w:eastAsia="黑体"/>
+          <w:b w:val="0"/>
+          <w:color w:val="888888"/>
+          <w:sz w:val="24"/>
+        </w:rPr>
+        <w:t>【C级·参考】</w:t>
+      </w:r>
+      <w:r>
+        <w:rPr>
+          <w:rFonts w:ascii="Times New Roman" w:hAnsi="Times New Roman" w:eastAsia="黑体"/>
+          <w:b w:val="0"/>
+          <w:color w:val="888888"/>
+          <w:sz w:val="24"/>
+        </w:rPr>
+        <w:t>影目科技亮相华为全联接大会2026，联合华为云展示AI+AR文旅解决方案</w:t>
+      </w:r>
+    </w:p>
+    <w:p>
+      <w:r>
+        <w:rPr>
+          <w:rFonts w:ascii="Times New Roman" w:hAnsi="Times New Roman" w:eastAsia="宋体"/>
+          <w:color w:val="888888"/>
+          <w:sz w:val="18"/>
+        </w:rPr>
+        <w:t>来源:Bing新闻 | 时间:09-20 02:30</w:t>
+      </w:r>
+    </w:p>
+    <w:p>
+      <w:r>
+        <w:rPr>
+          <w:rFonts w:ascii="Times New Roman" w:hAnsi="Times New Roman" w:eastAsia="宋体"/>
+          <w:sz w:val="18"/>
+        </w:rPr>
+        <w:t>链接:</w:t>
+      </w:r>
+      <w:hyperlink r:id="rId18">
+        <w:r>
+          <w:rPr>
+            <w:color w:val="0563C1"/>
+            <w:u w:val="single"/>
+          </w:rPr>
+          <w:t>影目科技亮相华为全联接大会2026，联合华为云展示AI+AR文旅解决方案</w:t>
         </w:r>
       </w:hyperlink>
     </w:p>
@@ -550,64 +601,13 @@
         </w:rPr>
         <w:t>链接:</w:t>
       </w:r>
-      <w:hyperlink r:id="rId18">
+      <w:hyperlink r:id="rId19">
         <w:r>
           <w:rPr>
             <w:color w:val="0563C1"/>
             <w:u w:val="single"/>
           </w:rPr>
           <w:t>AI-generated posters don’t have to be horrible</w:t>
-        </w:r>
-      </w:hyperlink>
-    </w:p>
-    <w:p>
-      <w:pPr>
-        <w:pStyle w:val="Heading3"/>
-      </w:pPr>
-      <w:r>
-        <w:rPr>
-          <w:rFonts w:ascii="Times New Roman" w:hAnsi="Times New Roman" w:eastAsia="黑体"/>
-          <w:b w:val="0"/>
-          <w:color w:val="888888"/>
-          <w:sz w:val="24"/>
-        </w:rPr>
-        <w:t>【C级·参考】</w:t>
-      </w:r>
-      <w:r>
-        <w:rPr>
-          <w:rFonts w:ascii="Times New Roman" w:hAnsi="Times New Roman" w:eastAsia="黑体"/>
-          <w:b w:val="0"/>
-          <w:color w:val="888888"/>
-          <w:sz w:val="24"/>
-        </w:rPr>
-        <w:t>眼动追踪、ToF、AI眼镜，Metalens的商业化路径逐渐清晰</w:t>
-      </w:r>
-    </w:p>
-    <w:p>
-      <w:r>
-        <w:rPr>
-          <w:rFonts w:ascii="Times New Roman" w:hAnsi="Times New Roman" w:eastAsia="宋体"/>
-          <w:color w:val="888888"/>
-          <w:sz w:val="18"/>
-        </w:rPr>
-        <w:t>来源:Bing新闻 | 时间:09-18 16:27</w:t>
-      </w:r>
-    </w:p>
-    <w:p>
-      <w:r>
-        <w:rPr>
-          <w:rFonts w:ascii="Times New Roman" w:hAnsi="Times New Roman" w:eastAsia="宋体"/>
-          <w:sz w:val="18"/>
-        </w:rPr>
-        <w:t>链接:</w:t>
-      </w:r>
-      <w:hyperlink r:id="rId19">
-        <w:r>
-          <w:rPr>
-            <w:color w:val="0563C1"/>
-            <w:u w:val="single"/>
-          </w:rPr>
-          <w:t>眼动追踪、ToF、AI眼镜，Metalens的商业化路径逐渐清晰</w:t>
         </w:r>
       </w:hyperlink>
     </w:p>
@@ -643,7 +643,7 @@
           <w:color w:val="888888"/>
           <w:sz w:val="24"/>
         </w:rPr>
-        <w:t>智元与长隆集团合作建设“全球首个大型具身智能主题乐园”，9 月 24 日在珠海横琴长隆飞船乐园开园</w:t>
+        <w:t>“全球首个可变形个人机器人”启元 T1 发售：人形 / 四足秒切换，19999 元起</w:t>
       </w:r>
     </w:p>
     <w:p>
@@ -653,7 +653,7 @@
           <w:color w:val="888888"/>
           <w:sz w:val="18"/>
         </w:rPr>
-        <w:t>来源:IT之家 | 时间:09-20 13:12</w:t>
+        <w:t>来源:IT之家 | 时间:09-20 17:09</w:t>
       </w:r>
     </w:p>
     <w:p>
@@ -670,7 +670,211 @@
             <w:color w:val="0563C1"/>
             <w:u w:val="single"/>
           </w:rPr>
-          <w:t>智元与长隆集团合作建设“全球首个大型具身智能主题乐园”，9 月 24 日在珠海横琴长隆飞船乐园开园</w:t>
+          <w:t>“全球首个可变形个人机器人”启元 T1 发售：人形 / 四足秒切换，19999 元起</w:t>
+        </w:r>
+      </w:hyperlink>
+    </w:p>
+    <w:p>
+      <w:pPr>
+        <w:pStyle w:val="Heading3"/>
+      </w:pPr>
+      <w:r>
+        <w:rPr>
+          <w:rFonts w:ascii="Times New Roman" w:hAnsi="Times New Roman" w:eastAsia="黑体"/>
+          <w:b w:val="0"/>
+          <w:color w:val="888888"/>
+          <w:sz w:val="24"/>
+        </w:rPr>
+        <w:t>【C级·参考】</w:t>
+      </w:r>
+      <w:r>
+        <w:rPr>
+          <w:rFonts w:ascii="Times New Roman" w:hAnsi="Times New Roman" w:eastAsia="黑体"/>
+          <w:b w:val="0"/>
+          <w:color w:val="888888"/>
+          <w:sz w:val="24"/>
+        </w:rPr>
+        <w:t>“全球首个个人机器人”启元 Q1 发售：稚晖君打造，19999 元起</w:t>
+      </w:r>
+    </w:p>
+    <w:p>
+      <w:r>
+        <w:rPr>
+          <w:rFonts w:ascii="Times New Roman" w:hAnsi="Times New Roman" w:eastAsia="宋体"/>
+          <w:color w:val="888888"/>
+          <w:sz w:val="18"/>
+        </w:rPr>
+        <w:t>来源:IT之家 | 时间:09-20 16:54</w:t>
+      </w:r>
+    </w:p>
+    <w:p>
+      <w:r>
+        <w:rPr>
+          <w:rFonts w:ascii="Times New Roman" w:hAnsi="Times New Roman" w:eastAsia="宋体"/>
+          <w:sz w:val="18"/>
+        </w:rPr>
+        <w:t>链接:</w:t>
+      </w:r>
+      <w:hyperlink r:id="rId21">
+        <w:r>
+          <w:rPr>
+            <w:color w:val="0563C1"/>
+            <w:u w:val="single"/>
+          </w:rPr>
+          <w:t>“全球首个个人机器人”启元 Q1 发售：稚晖君打造，19999 元起</w:t>
+        </w:r>
+      </w:hyperlink>
+    </w:p>
+    <w:p>
+      <w:pPr>
+        <w:pStyle w:val="Heading3"/>
+      </w:pPr>
+      <w:r>
+        <w:rPr>
+          <w:rFonts w:ascii="Times New Roman" w:hAnsi="Times New Roman" w:eastAsia="黑体"/>
+          <w:b w:val="0"/>
+          <w:color w:val="888888"/>
+          <w:sz w:val="24"/>
+        </w:rPr>
+        <w:t>【C级·参考】</w:t>
+      </w:r>
+      <w:r>
+        <w:rPr>
+          <w:rFonts w:ascii="Times New Roman" w:hAnsi="Times New Roman" w:eastAsia="黑体"/>
+          <w:b w:val="0"/>
+          <w:color w:val="888888"/>
+          <w:sz w:val="24"/>
+        </w:rPr>
+        <w:t>稚晖君发布启元 Q1 和 T1 人形机器人：外壳随心改换、人形四足秒切换，首发接入腾讯 WorkBuddy</w:t>
+      </w:r>
+    </w:p>
+    <w:p>
+      <w:r>
+        <w:rPr>
+          <w:rFonts w:ascii="Times New Roman" w:hAnsi="Times New Roman" w:eastAsia="宋体"/>
+          <w:color w:val="888888"/>
+          <w:sz w:val="18"/>
+        </w:rPr>
+        <w:t>来源:IT之家 | 时间:09-20 16:36</w:t>
+      </w:r>
+    </w:p>
+    <w:p>
+      <w:r>
+        <w:rPr>
+          <w:rFonts w:ascii="Times New Roman" w:hAnsi="Times New Roman" w:eastAsia="宋体"/>
+          <w:sz w:val="18"/>
+        </w:rPr>
+        <w:t>链接:</w:t>
+      </w:r>
+      <w:hyperlink r:id="rId22">
+        <w:r>
+          <w:rPr>
+            <w:color w:val="0563C1"/>
+            <w:u w:val="single"/>
+          </w:rPr>
+          <w:t>稚晖君发布启元 Q1 和 T1 人形机器人：外壳随心改换、人形四足秒切换，首发接入腾讯 WorkBuddy</w:t>
+        </w:r>
+      </w:hyperlink>
+    </w:p>
+    <w:p>
+      <w:pPr>
+        <w:pStyle w:val="Heading3"/>
+      </w:pPr>
+      <w:r>
+        <w:rPr>
+          <w:rFonts w:ascii="Times New Roman" w:hAnsi="Times New Roman" w:eastAsia="黑体"/>
+          <w:b w:val="0"/>
+          <w:color w:val="888888"/>
+          <w:sz w:val="24"/>
+        </w:rPr>
+        <w:t>【C级·参考】</w:t>
+      </w:r>
+      <w:r>
+        <w:rPr>
+          <w:rFonts w:ascii="Times New Roman" w:hAnsi="Times New Roman" w:eastAsia="黑体"/>
+          <w:b w:val="0"/>
+          <w:color w:val="888888"/>
+          <w:sz w:val="24"/>
+        </w:rPr>
+        <w:t>丰田将投放 40 万台自研轮式人形机器人“ELEY”，副社长称机器人并非用来取代人类</w:t>
+      </w:r>
+    </w:p>
+    <w:p>
+      <w:r>
+        <w:rPr>
+          <w:rFonts w:ascii="Times New Roman" w:hAnsi="Times New Roman" w:eastAsia="宋体"/>
+          <w:color w:val="888888"/>
+          <w:sz w:val="18"/>
+        </w:rPr>
+        <w:t>来源:IT之家 | 时间:09-20 16:15</w:t>
+      </w:r>
+    </w:p>
+    <w:p>
+      <w:r>
+        <w:rPr>
+          <w:rFonts w:ascii="Times New Roman" w:hAnsi="Times New Roman" w:eastAsia="宋体"/>
+          <w:sz w:val="18"/>
+        </w:rPr>
+        <w:t>链接:</w:t>
+      </w:r>
+      <w:hyperlink r:id="rId23">
+        <w:r>
+          <w:rPr>
+            <w:color w:val="0563C1"/>
+            <w:u w:val="single"/>
+          </w:rPr>
+          <w:t>丰田将投放 40 万台自研轮式人形机器人“ELEY”，副社长称机器人并非用来取代人类</w:t>
+        </w:r>
+      </w:hyperlink>
+    </w:p>
+    <w:p>
+      <w:pPr>
+        <w:pStyle w:val="Heading3"/>
+      </w:pPr>
+      <w:r>
+        <w:rPr>
+          <w:rFonts w:ascii="Times New Roman" w:hAnsi="Times New Roman" w:eastAsia="黑体"/>
+          <w:b w:val="0"/>
+          <w:color w:val="888888"/>
+          <w:sz w:val="24"/>
+        </w:rPr>
+        <w:t>【C级·参考】</w:t>
+      </w:r>
+      <w:r>
+        <w:rPr>
+          <w:rFonts w:ascii="Times New Roman" w:hAnsi="Times New Roman" w:eastAsia="黑体"/>
+          <w:b w:val="0"/>
+          <w:color w:val="888888"/>
+          <w:sz w:val="24"/>
+        </w:rPr>
+        <w:t>东风人形机器人将于今年 10 月份进入工厂：主要面向生产制造领域，进行分拣、质检等工作</w:t>
+      </w:r>
+    </w:p>
+    <w:p>
+      <w:r>
+        <w:rPr>
+          <w:rFonts w:ascii="Times New Roman" w:hAnsi="Times New Roman" w:eastAsia="宋体"/>
+          <w:color w:val="888888"/>
+          <w:sz w:val="18"/>
+        </w:rPr>
+        <w:t>来源:IT之家 | 时间:09-20 15:56</w:t>
+      </w:r>
+    </w:p>
+    <w:p>
+      <w:r>
+        <w:rPr>
+          <w:rFonts w:ascii="Times New Roman" w:hAnsi="Times New Roman" w:eastAsia="宋体"/>
+          <w:sz w:val="18"/>
+        </w:rPr>
+        <w:t>链接:</w:t>
+      </w:r>
+      <w:hyperlink r:id="rId24">
+        <w:r>
+          <w:rPr>
+            <w:color w:val="0563C1"/>
+            <w:u w:val="single"/>
+          </w:rPr>
+          <w:t>东风人形机器人将于今年 10 月份进入工厂：主要面向生产制造领域，进行分拣、质检等工作</w:t>
         </w:r>
       </w:hyperlink>
     </w:p>
@@ -687,9 +891,55 @@
       </w:r>
     </w:p>
     <w:p>
+      <w:pPr>
+        <w:pStyle w:val="Heading3"/>
+      </w:pPr>
       <w:r>
-        <w:t>本线口暂无重要更新</w:t>
+        <w:rPr>
+          <w:rFonts w:ascii="Times New Roman" w:hAnsi="Times New Roman" w:eastAsia="黑体"/>
+          <w:b w:val="0"/>
+          <w:color w:val="888888"/>
+          <w:sz w:val="24"/>
+        </w:rPr>
+        <w:t>【C级·参考】</w:t>
       </w:r>
+      <w:r>
+        <w:rPr>
+          <w:rFonts w:ascii="Times New Roman" w:hAnsi="Times New Roman" w:eastAsia="黑体"/>
+          <w:b w:val="0"/>
+          <w:color w:val="888888"/>
+          <w:sz w:val="24"/>
+        </w:rPr>
+        <w:t>农业农村部：大力推进“人工智能 +”农业，拓展无人机、物联网等应用场景</w:t>
+      </w:r>
+    </w:p>
+    <w:p>
+      <w:r>
+        <w:rPr>
+          <w:rFonts w:ascii="Times New Roman" w:hAnsi="Times New Roman" w:eastAsia="宋体"/>
+          <w:color w:val="888888"/>
+          <w:sz w:val="18"/>
+        </w:rPr>
+        <w:t>来源:IT之家 | 时间:09-20 19:48</w:t>
+      </w:r>
+    </w:p>
+    <w:p>
+      <w:r>
+        <w:rPr>
+          <w:rFonts w:ascii="Times New Roman" w:hAnsi="Times New Roman" w:eastAsia="宋体"/>
+          <w:sz w:val="18"/>
+        </w:rPr>
+        <w:t>链接:</w:t>
+      </w:r>
+      <w:hyperlink r:id="rId25">
+        <w:r>
+          <w:rPr>
+            <w:color w:val="0563C1"/>
+            <w:u w:val="single"/>
+          </w:rPr>
+          <w:t>农业农村部：大力推进“人工智能 +”农业，拓展无人机、物联网等应用场景</w:t>
+        </w:r>
+      </w:hyperlink>
     </w:p>
     <w:p>
       <w:pPr>
@@ -704,9 +954,55 @@
       </w:r>
     </w:p>
     <w:p>
+      <w:pPr>
+        <w:pStyle w:val="Heading3"/>
+      </w:pPr>
       <w:r>
-        <w:t>本线口暂无重要更新</w:t>
+        <w:rPr>
+          <w:rFonts w:ascii="Times New Roman" w:hAnsi="Times New Roman" w:eastAsia="黑体"/>
+          <w:b w:val="0"/>
+          <w:color w:val="888888"/>
+          <w:sz w:val="24"/>
+        </w:rPr>
+        <w:t>【C级·参考】</w:t>
       </w:r>
+      <w:r>
+        <w:rPr>
+          <w:rFonts w:ascii="Times New Roman" w:hAnsi="Times New Roman" w:eastAsia="黑体"/>
+          <w:b w:val="0"/>
+          <w:color w:val="888888"/>
+          <w:sz w:val="24"/>
+        </w:rPr>
+        <w:t>雷军宣布明日直播：聊聊小米澎程发布这些天的进展和感受，打算自己搭一次帐篷</w:t>
+      </w:r>
+    </w:p>
+    <w:p>
+      <w:r>
+        <w:rPr>
+          <w:rFonts w:ascii="Times New Roman" w:hAnsi="Times New Roman" w:eastAsia="宋体"/>
+          <w:color w:val="888888"/>
+          <w:sz w:val="18"/>
+        </w:rPr>
+        <w:t>来源:IT之家 | 时间:09-20 18:27</w:t>
+      </w:r>
+    </w:p>
+    <w:p>
+      <w:r>
+        <w:rPr>
+          <w:rFonts w:ascii="Times New Roman" w:hAnsi="Times New Roman" w:eastAsia="宋体"/>
+          <w:sz w:val="18"/>
+        </w:rPr>
+        <w:t>链接:</w:t>
+      </w:r>
+      <w:hyperlink r:id="rId26">
+        <w:r>
+          <w:rPr>
+            <w:color w:val="0563C1"/>
+            <w:u w:val="single"/>
+          </w:rPr>
+          <w:t>雷军宣布明日直播：聊聊小米澎程发布这些天的进展和感受，打算自己搭一次帐篷</w:t>
+        </w:r>
+      </w:hyperlink>
     </w:p>
     <w:p>
       <w:pPr>
@@ -740,7 +1036,7 @@
           <w:color w:val="888888"/>
           <w:sz w:val="24"/>
         </w:rPr>
-        <w:t>2026 亚运会中国队首个电竞冲金点：网易《永劫无间》《第五人格》赛程出炉</w:t>
+        <w:t>玩家自制 reGTA 合集，将三款经典《GTA》游戏移植到新任天堂 3DS</w:t>
       </w:r>
     </w:p>
     <w:p>
@@ -750,7 +1046,7 @@
           <w:color w:val="888888"/>
           <w:sz w:val="18"/>
         </w:rPr>
-        <w:t>来源:IT之家 | 时间:09-20 12:15</w:t>
+        <w:t>来源:IT之家 | 时间:09-20 19:16</w:t>
       </w:r>
     </w:p>
     <w:p>
@@ -761,13 +1057,13 @@
         </w:rPr>
         <w:t>链接:</w:t>
       </w:r>
-      <w:hyperlink r:id="rId21">
+      <w:hyperlink r:id="rId27">
         <w:r>
           <w:rPr>
             <w:color w:val="0563C1"/>
             <w:u w:val="single"/>
           </w:rPr>
-          <w:t>2026 亚运会中国队首个电竞冲金点：网易《永劫无间》《第五人格》赛程出炉</w:t>
+          <w:t>玩家自制 reGTA 合集，将三款经典《GTA》游戏移植到新任天堂 3DS</w:t>
         </w:r>
       </w:hyperlink>
     </w:p>
@@ -791,7 +1087,7 @@
           <w:color w:val="888888"/>
           <w:sz w:val="24"/>
         </w:rPr>
-        <w:t>Valve 开源 Steam Frame 头显安卓兼容层 Lepton，可帮助开发者将 Android 游戏快速移植至 VR 平台</w:t>
+        <w:t>稳坐“东风”、覆盖全球，网易《逆水寒：新世界》官宣联动《军工文创》</w:t>
       </w:r>
     </w:p>
     <w:p>
@@ -801,7 +1097,7 @@
           <w:color w:val="888888"/>
           <w:sz w:val="18"/>
         </w:rPr>
-        <w:t>来源:IT之家 | 时间:09-20 11:00</w:t>
+        <w:t>来源:IT之家 | 时间:09-20 17:59</w:t>
       </w:r>
     </w:p>
     <w:p>
@@ -812,13 +1108,13 @@
         </w:rPr>
         <w:t>链接:</w:t>
       </w:r>
-      <w:hyperlink r:id="rId22">
+      <w:hyperlink r:id="rId28">
         <w:r>
           <w:rPr>
             <w:color w:val="0563C1"/>
             <w:u w:val="single"/>
           </w:rPr>
-          <w:t>Valve 开源 Steam Frame 头显安卓兼容层 Lepton，可帮助开发者将 Android 游戏快速移植至 VR 平台</w:t>
+          <w:t>稳坐“东风”、覆盖全球，网易《逆水寒：新世界》官宣联动《军工文创》</w:t>
         </w:r>
       </w:hyperlink>
     </w:p>
@@ -842,7 +1138,7 @@
           <w:color w:val="888888"/>
           <w:sz w:val="24"/>
         </w:rPr>
-        <w:t>9 岁男孩为推广自己的《我的世界》游戏视频，挪用父亲公司信用卡花费 11.8 万美元致其失业“卖房还贷”</w:t>
+        <w:t>《鸣潮》将携手联想拯救者推出联名版 Y700 无极平板电脑、Y7000X 游戏笔记本</w:t>
       </w:r>
     </w:p>
     <w:p>
@@ -852,7 +1148,7 @@
           <w:color w:val="888888"/>
           <w:sz w:val="18"/>
         </w:rPr>
-        <w:t>来源:IT之家 | 时间:09-20 10:24</w:t>
+        <w:t>来源:IT之家 | 时间:09-20 16:56</w:t>
       </w:r>
     </w:p>
     <w:p>
@@ -863,13 +1159,13 @@
         </w:rPr>
         <w:t>链接:</w:t>
       </w:r>
-      <w:hyperlink r:id="rId23">
+      <w:hyperlink r:id="rId29">
         <w:r>
           <w:rPr>
             <w:color w:val="0563C1"/>
             <w:u w:val="single"/>
           </w:rPr>
-          <w:t>9 岁男孩为推广自己的《我的世界》游戏视频，挪用父亲公司信用卡花费 11.8 万美元致其失业“卖房还贷”</w:t>
+          <w:t>《鸣潮》将携手联想拯救者推出联名版 Y700 无极平板电脑、Y7000X 游戏笔记本</w:t>
         </w:r>
       </w:hyperlink>
     </w:p>
@@ -893,7 +1189,7 @@
           <w:color w:val="888888"/>
           <w:sz w:val="24"/>
         </w:rPr>
-        <w:t>《寂静岭：Townfall》游戏 PS5 实体盘偷跑，全流程约 10-14 小时</w:t>
+        <w:t>师姐联动贝姐：《剑星》与《猎天使魔女》游戏免费联动更新预告，11 月 5 日推出</w:t>
       </w:r>
     </w:p>
     <w:p>
@@ -903,7 +1199,7 @@
           <w:color w:val="888888"/>
           <w:sz w:val="18"/>
         </w:rPr>
-        <w:t>来源:IT之家 | 时间:09-20 10:09</w:t>
+        <w:t>来源:IT之家 | 时间:09-20 15:47</w:t>
       </w:r>
     </w:p>
     <w:p>
@@ -914,13 +1210,13 @@
         </w:rPr>
         <w:t>链接:</w:t>
       </w:r>
-      <w:hyperlink r:id="rId24">
+      <w:hyperlink r:id="rId30">
         <w:r>
           <w:rPr>
             <w:color w:val="0563C1"/>
             <w:u w:val="single"/>
           </w:rPr>
-          <w:t>《寂静岭：Townfall》游戏 PS5 实体盘偷跑，全流程约 10-14 小时</w:t>
+          <w:t>师姐联动贝姐：《剑星》与《猎天使魔女》游戏免费联动更新预告，11 月 5 日推出</w:t>
         </w:r>
       </w:hyperlink>
     </w:p>
@@ -937,55 +1233,9 @@
       </w:r>
     </w:p>
     <w:p>
-      <w:pPr>
-        <w:pStyle w:val="Heading3"/>
-      </w:pPr>
       <w:r>
-        <w:rPr>
-          <w:rFonts w:ascii="Times New Roman" w:hAnsi="Times New Roman" w:eastAsia="黑体"/>
-          <w:b w:val="0"/>
-          <w:color w:val="888888"/>
-          <w:sz w:val="24"/>
-        </w:rPr>
-        <w:t>【C级·参考】</w:t>
+        <w:t>本线口暂无重要更新</w:t>
       </w:r>
-      <w:r>
-        <w:rPr>
-          <w:rFonts w:ascii="Times New Roman" w:hAnsi="Times New Roman" w:eastAsia="黑体"/>
-          <w:b w:val="0"/>
-          <w:color w:val="888888"/>
-          <w:sz w:val="24"/>
-        </w:rPr>
-        <w:t>“行业首款 360° 全景智能投影”坚果 MIGO 上市：750 CVIA 亮度、接入小米澎湃智联，国补 1599 元</w:t>
-      </w:r>
-    </w:p>
-    <w:p>
-      <w:r>
-        <w:rPr>
-          <w:rFonts w:ascii="Times New Roman" w:hAnsi="Times New Roman" w:eastAsia="宋体"/>
-          <w:color w:val="888888"/>
-          <w:sz w:val="18"/>
-        </w:rPr>
-        <w:t>来源:IT之家 | 时间:09-20 11:13</w:t>
-      </w:r>
-    </w:p>
-    <w:p>
-      <w:r>
-        <w:rPr>
-          <w:rFonts w:ascii="Times New Roman" w:hAnsi="Times New Roman" w:eastAsia="宋体"/>
-          <w:sz w:val="18"/>
-        </w:rPr>
-        <w:t>链接:</w:t>
-      </w:r>
-      <w:hyperlink r:id="rId25">
-        <w:r>
-          <w:rPr>
-            <w:color w:val="0563C1"/>
-            <w:u w:val="single"/>
-          </w:rPr>
-          <w:t>“行业首款 360° 全景智能投影”坚果 MIGO 上市：750 CVIA 亮度、接入小米澎湃智联，国补 1599 元</w:t>
-        </w:r>
-      </w:hyperlink>
     </w:p>
     <w:p>
       <w:pPr>
@@ -1013,7 +1263,7 @@
           <w:rFonts w:ascii="Times New Roman" w:hAnsi="Times New Roman" w:eastAsia="宋体"/>
           <w:sz w:val="18"/>
         </w:rPr>
-        <w:t>IT之家(60)、GameLook(0)、HackerNews(3)、Bing新闻(4)</w:t>
+        <w:t>IT之家(60)、GameLook(0)、HackerNews(5)、Bing新闻(4)</w:t>
       </w:r>
     </w:p>
     <w:p>

--- a/briefings/线口监测午报-2026-09-20.docx
+++ b/briefings/线口监测午报-2026-09-20.docx
@@ -22,7 +22,7 @@
           <w:color w:val="888888"/>
           <w:sz w:val="18"/>
         </w:rPr>
-        <w:t>监测窗口:近48小时 | 生成时间:2026-09-20 20:14</w:t>
+        <w:t>监测窗口:近48小时 | 生成时间:2026-09-20 21:01</w:t>
       </w:r>
     </w:p>
     <w:p>
@@ -70,6 +70,57 @@
           <w:color w:val="888888"/>
           <w:sz w:val="24"/>
         </w:rPr>
+        <w:t>FBI 局长称该局 AI 使用暴增 605%，靠 AI 拦下多起枪击事件</w:t>
+      </w:r>
+    </w:p>
+    <w:p>
+      <w:r>
+        <w:rPr>
+          <w:rFonts w:ascii="Times New Roman" w:hAnsi="Times New Roman" w:eastAsia="宋体"/>
+          <w:color w:val="888888"/>
+          <w:sz w:val="18"/>
+        </w:rPr>
+        <w:t>来源:IT之家 | 时间:09-20 20:29</w:t>
+      </w:r>
+    </w:p>
+    <w:p>
+      <w:r>
+        <w:rPr>
+          <w:rFonts w:ascii="Times New Roman" w:hAnsi="Times New Roman" w:eastAsia="宋体"/>
+          <w:sz w:val="18"/>
+        </w:rPr>
+        <w:t>链接:</w:t>
+      </w:r>
+      <w:hyperlink r:id="rId9">
+        <w:r>
+          <w:rPr>
+            <w:color w:val="0563C1"/>
+            <w:u w:val="single"/>
+          </w:rPr>
+          <w:t>FBI 局长称该局 AI 使用暴增 605%，靠 AI 拦下多起枪击事件</w:t>
+        </w:r>
+      </w:hyperlink>
+    </w:p>
+    <w:p>
+      <w:pPr>
+        <w:pStyle w:val="Heading3"/>
+      </w:pPr>
+      <w:r>
+        <w:rPr>
+          <w:rFonts w:ascii="Times New Roman" w:hAnsi="Times New Roman" w:eastAsia="黑体"/>
+          <w:b w:val="0"/>
+          <w:color w:val="888888"/>
+          <w:sz w:val="24"/>
+        </w:rPr>
+        <w:t>【C级·参考】</w:t>
+      </w:r>
+      <w:r>
+        <w:rPr>
+          <w:rFonts w:ascii="Times New Roman" w:hAnsi="Times New Roman" w:eastAsia="黑体"/>
+          <w:b w:val="0"/>
+          <w:color w:val="888888"/>
+          <w:sz w:val="24"/>
+        </w:rPr>
         <w:t>断网仍可作战：AI 模型加持的无人机可实现战场自主识别、打击目标</w:t>
       </w:r>
     </w:p>
@@ -91,7 +142,7 @@
         </w:rPr>
         <w:t>链接:</w:t>
       </w:r>
-      <w:hyperlink r:id="rId9">
+      <w:hyperlink r:id="rId10">
         <w:r>
           <w:rPr>
             <w:color w:val="0563C1"/>
@@ -142,13 +193,64 @@
         </w:rPr>
         <w:t>链接:</w:t>
       </w:r>
-      <w:hyperlink r:id="rId10">
+      <w:hyperlink r:id="rId11">
         <w:r>
           <w:rPr>
             <w:color w:val="0563C1"/>
             <w:u w:val="single"/>
           </w:rPr>
           <w:t>光驱供应链萎缩，PS Audio 与 Naim 高端 CD 播放器被迫停产</w:t>
+        </w:r>
+      </w:hyperlink>
+    </w:p>
+    <w:p>
+      <w:pPr>
+        <w:pStyle w:val="Heading3"/>
+      </w:pPr>
+      <w:r>
+        <w:rPr>
+          <w:rFonts w:ascii="Times New Roman" w:hAnsi="Times New Roman" w:eastAsia="黑体"/>
+          <w:b w:val="0"/>
+          <w:color w:val="888888"/>
+          <w:sz w:val="24"/>
+        </w:rPr>
+        <w:t>【C级·参考】</w:t>
+      </w:r>
+      <w:r>
+        <w:rPr>
+          <w:rFonts w:ascii="Times New Roman" w:hAnsi="Times New Roman" w:eastAsia="黑体"/>
+          <w:b w:val="0"/>
+          <w:color w:val="888888"/>
+          <w:sz w:val="24"/>
+        </w:rPr>
+        <w:t>AI and the Destruction of the Creative Commons</w:t>
+      </w:r>
+    </w:p>
+    <w:p>
+      <w:r>
+        <w:rPr>
+          <w:rFonts w:ascii="Times New Roman" w:hAnsi="Times New Roman" w:eastAsia="宋体"/>
+          <w:color w:val="888888"/>
+          <w:sz w:val="18"/>
+        </w:rPr>
+        <w:t>来源:Hacker News | 时间:09-20 18:07</w:t>
+      </w:r>
+    </w:p>
+    <w:p>
+      <w:r>
+        <w:rPr>
+          <w:rFonts w:ascii="Times New Roman" w:hAnsi="Times New Roman" w:eastAsia="宋体"/>
+          <w:sz w:val="18"/>
+        </w:rPr>
+        <w:t>链接:</w:t>
+      </w:r>
+      <w:hyperlink r:id="rId12">
+        <w:r>
+          <w:rPr>
+            <w:color w:val="0563C1"/>
+            <w:u w:val="single"/>
+          </w:rPr>
+          <w:t>AI and the Destruction of the Creative Commons</w:t>
         </w:r>
       </w:hyperlink>
     </w:p>
@@ -193,7 +295,7 @@
         </w:rPr>
         <w:t>链接:</w:t>
       </w:r>
-      <w:hyperlink r:id="rId11">
+      <w:hyperlink r:id="rId13">
         <w:r>
           <w:rPr>
             <w:color w:val="0563C1"/>
@@ -244,7 +346,7 @@
         </w:rPr>
         <w:t>链接:</w:t>
       </w:r>
-      <w:hyperlink r:id="rId12">
+      <w:hyperlink r:id="rId14">
         <w:r>
           <w:rPr>
             <w:color w:val="0563C1"/>
@@ -295,64 +397,13 @@
         </w:rPr>
         <w:t>链接:</w:t>
       </w:r>
-      <w:hyperlink r:id="rId13">
+      <w:hyperlink r:id="rId15">
         <w:r>
           <w:rPr>
             <w:color w:val="0563C1"/>
             <w:u w:val="single"/>
           </w:rPr>
           <w:t>谷歌高管称亚洲 AI 普及速度被低估，两年走完云计算十多年历程</w:t>
-        </w:r>
-      </w:hyperlink>
-    </w:p>
-    <w:p>
-      <w:pPr>
-        <w:pStyle w:val="Heading3"/>
-      </w:pPr>
-      <w:r>
-        <w:rPr>
-          <w:rFonts w:ascii="Times New Roman" w:hAnsi="Times New Roman" w:eastAsia="黑体"/>
-          <w:b w:val="0"/>
-          <w:color w:val="888888"/>
-          <w:sz w:val="24"/>
-        </w:rPr>
-        <w:t>【C级·参考】</w:t>
-      </w:r>
-      <w:r>
-        <w:rPr>
-          <w:rFonts w:ascii="Times New Roman" w:hAnsi="Times New Roman" w:eastAsia="黑体"/>
-          <w:b w:val="0"/>
-          <w:color w:val="888888"/>
-          <w:sz w:val="24"/>
-        </w:rPr>
-        <w:t>Spain Orders Blocks on Archive.today and Its Mirrors</w:t>
-      </w:r>
-    </w:p>
-    <w:p>
-      <w:r>
-        <w:rPr>
-          <w:rFonts w:ascii="Times New Roman" w:hAnsi="Times New Roman" w:eastAsia="宋体"/>
-          <w:color w:val="888888"/>
-          <w:sz w:val="18"/>
-        </w:rPr>
-        <w:t>来源:Hacker News | 时间:09-20 14:16</w:t>
-      </w:r>
-    </w:p>
-    <w:p>
-      <w:r>
-        <w:rPr>
-          <w:rFonts w:ascii="Times New Roman" w:hAnsi="Times New Roman" w:eastAsia="宋体"/>
-          <w:sz w:val="18"/>
-        </w:rPr>
-        <w:t>链接:</w:t>
-      </w:r>
-      <w:hyperlink r:id="rId14">
-        <w:r>
-          <w:rPr>
-            <w:color w:val="0563C1"/>
-            <w:u w:val="single"/>
-          </w:rPr>
-          <w:t>Spain Orders Blocks on Archive.today and Its Mirrors</w:t>
         </w:r>
       </w:hyperlink>
     </w:p>
@@ -397,64 +448,13 @@
         </w:rPr>
         <w:t>链接:</w:t>
       </w:r>
-      <w:hyperlink r:id="rId15">
+      <w:hyperlink r:id="rId16">
         <w:r>
           <w:rPr>
             <w:color w:val="0563C1"/>
             <w:u w:val="single"/>
           </w:rPr>
           <w:t>理想AI眼镜Livis 9月OTA下周推送：新增自适应音量</w:t>
-        </w:r>
-      </w:hyperlink>
-    </w:p>
-    <w:p>
-      <w:pPr>
-        <w:pStyle w:val="Heading3"/>
-      </w:pPr>
-      <w:r>
-        <w:rPr>
-          <w:rFonts w:ascii="Times New Roman" w:hAnsi="Times New Roman" w:eastAsia="黑体"/>
-          <w:b w:val="0"/>
-          <w:color w:val="888888"/>
-          <w:sz w:val="24"/>
-        </w:rPr>
-        <w:t>【C级·参考】</w:t>
-      </w:r>
-      <w:r>
-        <w:rPr>
-          <w:rFonts w:ascii="Times New Roman" w:hAnsi="Times New Roman" w:eastAsia="黑体"/>
-          <w:b w:val="0"/>
-          <w:color w:val="888888"/>
-          <w:sz w:val="24"/>
-        </w:rPr>
-        <w:t>折叠屏手机新纪元：FPC价值量激增，AI眼镜或成下一站</w:t>
-      </w:r>
-    </w:p>
-    <w:p>
-      <w:r>
-        <w:rPr>
-          <w:rFonts w:ascii="Times New Roman" w:hAnsi="Times New Roman" w:eastAsia="宋体"/>
-          <w:color w:val="888888"/>
-          <w:sz w:val="18"/>
-        </w:rPr>
-        <w:t>来源:Bing新闻 | 时间:09-20 11:45</w:t>
-      </w:r>
-    </w:p>
-    <w:p>
-      <w:r>
-        <w:rPr>
-          <w:rFonts w:ascii="Times New Roman" w:hAnsi="Times New Roman" w:eastAsia="宋体"/>
-          <w:sz w:val="18"/>
-        </w:rPr>
-        <w:t>链接:</w:t>
-      </w:r>
-      <w:hyperlink r:id="rId16">
-        <w:r>
-          <w:rPr>
-            <w:color w:val="0563C1"/>
-            <w:u w:val="single"/>
-          </w:rPr>
-          <w:t>折叠屏手机新纪元：FPC价值量激增，AI眼镜或成下一站</w:t>
         </w:r>
       </w:hyperlink>
     </w:p>
@@ -529,57 +529,6 @@
           <w:color w:val="888888"/>
           <w:sz w:val="24"/>
         </w:rPr>
-        <w:t>影目科技亮相华为全联接大会2026，联合华为云展示AI+AR文旅解决方案</w:t>
-      </w:r>
-    </w:p>
-    <w:p>
-      <w:r>
-        <w:rPr>
-          <w:rFonts w:ascii="Times New Roman" w:hAnsi="Times New Roman" w:eastAsia="宋体"/>
-          <w:color w:val="888888"/>
-          <w:sz w:val="18"/>
-        </w:rPr>
-        <w:t>来源:Bing新闻 | 时间:09-20 02:30</w:t>
-      </w:r>
-    </w:p>
-    <w:p>
-      <w:r>
-        <w:rPr>
-          <w:rFonts w:ascii="Times New Roman" w:hAnsi="Times New Roman" w:eastAsia="宋体"/>
-          <w:sz w:val="18"/>
-        </w:rPr>
-        <w:t>链接:</w:t>
-      </w:r>
-      <w:hyperlink r:id="rId18">
-        <w:r>
-          <w:rPr>
-            <w:color w:val="0563C1"/>
-            <w:u w:val="single"/>
-          </w:rPr>
-          <w:t>影目科技亮相华为全联接大会2026，联合华为云展示AI+AR文旅解决方案</w:t>
-        </w:r>
-      </w:hyperlink>
-    </w:p>
-    <w:p>
-      <w:pPr>
-        <w:pStyle w:val="Heading3"/>
-      </w:pPr>
-      <w:r>
-        <w:rPr>
-          <w:rFonts w:ascii="Times New Roman" w:hAnsi="Times New Roman" w:eastAsia="黑体"/>
-          <w:b w:val="0"/>
-          <w:color w:val="888888"/>
-          <w:sz w:val="24"/>
-        </w:rPr>
-        <w:t>【C级·参考】</w:t>
-      </w:r>
-      <w:r>
-        <w:rPr>
-          <w:rFonts w:ascii="Times New Roman" w:hAnsi="Times New Roman" w:eastAsia="黑体"/>
-          <w:b w:val="0"/>
-          <w:color w:val="888888"/>
-          <w:sz w:val="24"/>
-        </w:rPr>
         <w:t>AI-generated posters don’t have to be horrible</w:t>
       </w:r>
     </w:p>
@@ -601,7 +550,7 @@
         </w:rPr>
         <w:t>链接:</w:t>
       </w:r>
-      <w:hyperlink r:id="rId19">
+      <w:hyperlink r:id="rId18">
         <w:r>
           <w:rPr>
             <w:color w:val="0563C1"/>
@@ -664,7 +613,7 @@
         </w:rPr>
         <w:t>链接:</w:t>
       </w:r>
-      <w:hyperlink r:id="rId20">
+      <w:hyperlink r:id="rId19">
         <w:r>
           <w:rPr>
             <w:color w:val="0563C1"/>
@@ -715,7 +664,7 @@
         </w:rPr>
         <w:t>链接:</w:t>
       </w:r>
-      <w:hyperlink r:id="rId21">
+      <w:hyperlink r:id="rId20">
         <w:r>
           <w:rPr>
             <w:color w:val="0563C1"/>
@@ -766,7 +715,7 @@
         </w:rPr>
         <w:t>链接:</w:t>
       </w:r>
-      <w:hyperlink r:id="rId22">
+      <w:hyperlink r:id="rId21">
         <w:r>
           <w:rPr>
             <w:color w:val="0563C1"/>
@@ -817,7 +766,7 @@
         </w:rPr>
         <w:t>链接:</w:t>
       </w:r>
-      <w:hyperlink r:id="rId23">
+      <w:hyperlink r:id="rId22">
         <w:r>
           <w:rPr>
             <w:color w:val="0563C1"/>
@@ -868,7 +817,7 @@
         </w:rPr>
         <w:t>链接:</w:t>
       </w:r>
-      <w:hyperlink r:id="rId24">
+      <w:hyperlink r:id="rId23">
         <w:r>
           <w:rPr>
             <w:color w:val="0563C1"/>
@@ -931,7 +880,7 @@
         </w:rPr>
         <w:t>链接:</w:t>
       </w:r>
-      <w:hyperlink r:id="rId25">
+      <w:hyperlink r:id="rId24">
         <w:r>
           <w:rPr>
             <w:color w:val="0563C1"/>
@@ -994,7 +943,7 @@
         </w:rPr>
         <w:t>链接:</w:t>
       </w:r>
-      <w:hyperlink r:id="rId26">
+      <w:hyperlink r:id="rId25">
         <w:r>
           <w:rPr>
             <w:color w:val="0563C1"/>
@@ -1057,7 +1006,7 @@
         </w:rPr>
         <w:t>链接:</w:t>
       </w:r>
-      <w:hyperlink r:id="rId27">
+      <w:hyperlink r:id="rId26">
         <w:r>
           <w:rPr>
             <w:color w:val="0563C1"/>
@@ -1108,7 +1057,7 @@
         </w:rPr>
         <w:t>链接:</w:t>
       </w:r>
-      <w:hyperlink r:id="rId28">
+      <w:hyperlink r:id="rId27">
         <w:r>
           <w:rPr>
             <w:color w:val="0563C1"/>
@@ -1159,7 +1108,7 @@
         </w:rPr>
         <w:t>链接:</w:t>
       </w:r>
-      <w:hyperlink r:id="rId29">
+      <w:hyperlink r:id="rId28">
         <w:r>
           <w:rPr>
             <w:color w:val="0563C1"/>
@@ -1210,7 +1159,7 @@
         </w:rPr>
         <w:t>链接:</w:t>
       </w:r>
-      <w:hyperlink r:id="rId30">
+      <w:hyperlink r:id="rId29">
         <w:r>
           <w:rPr>
             <w:color w:val="0563C1"/>
@@ -1263,7 +1212,7 @@
           <w:rFonts w:ascii="Times New Roman" w:hAnsi="Times New Roman" w:eastAsia="宋体"/>
           <w:sz w:val="18"/>
         </w:rPr>
-        <w:t>IT之家(60)、GameLook(0)、HackerNews(5)、Bing新闻(4)</w:t>
+        <w:t>IT之家(60)、GameLook(0)、HackerNews(5)、Bing新闻(3)</w:t>
       </w:r>
     </w:p>
     <w:p>
